--- a/fra/docx/007.content.docx
+++ b/fra/docx/007.content.docx
@@ -31932,6 +31932,137 @@
           <w:lang w:val="fr_FR" w:bidi="fr_FR"/>
         </w:rPr>
         <w:t>Hasupha</w:t>
+      </w:r>
+      <w:r>
+        <w:rPr>
+          <w:lang w:val="fr_FR" w:bidi="fr_FR"/>
+        </w:rPr>
+        <w:t>.</w:t>
+      </w:r>
+      <w:r>
+        <w:rPr>
+          <w:lang w:val="fr_FR" w:bidi="fr_FR"/>
+        </w:rPr>
+      </w:r>
+      <w:r>
+        <w:rPr>
+          <w:lang w:val="fr_FR" w:bidi="fr_FR"/>
+        </w:rPr>
+      </w:r>
+    </w:p>
+    <w:p>
+      <w:pPr/>
+      <w:r>
+        <w:rPr>
+          <w:lang w:val="fr_FR" w:bidi="fr_FR"/>
+        </w:rPr>
+      </w:r>
+    </w:p>
+    <w:p>
+      <w:pPr>
+        <w:pStyle w:val="Heading2"/>
+      </w:pPr>
+      <w:r>
+        <w:rPr>
+          <w:lang w:val="fr_FR" w:bidi="fr_FR"/>
+        </w:rPr>
+        <w:t>guitare, cithare</w:t>
+      </w:r>
+      <w:r>
+        <w:rPr>
+          <w:lang w:val="fr_FR" w:bidi="fr_FR"/>
+        </w:rPr>
+      </w:r>
+    </w:p>
+    <w:p>
+      <w:pPr/>
+      <w:r>
+        <w:rPr>
+          <w:lang w:val="fr_FR" w:bidi="fr_FR"/>
+        </w:rPr>
+      </w:r>
+      <w:r>
+        <w:rPr>
+          <w:lang w:val="fr_FR" w:bidi="fr_FR"/>
+        </w:rPr>
+        <w:t>Le mot hébreu que la Louis Segond traduit « guitare » était un instrument de musique à cordes (</w:t>
+      </w:r>
+      <w:r>
+        <w:rPr>
+          <w:lang w:val="fr_FR" w:bidi="fr_FR"/>
+        </w:rPr>
+        <w:t>Dn 3.5</w:t>
+      </w:r>
+      <w:r>
+        <w:rPr>
+          <w:lang w:val="fr_FR" w:bidi="fr_FR"/>
+        </w:rPr>
+        <w:t xml:space="preserve">, </w:t>
+      </w:r>
+      <w:r>
+        <w:rPr>
+          <w:lang w:val="fr_FR" w:bidi="fr_FR"/>
+        </w:rPr>
+        <w:t>7</w:t>
+      </w:r>
+      <w:r>
+        <w:rPr>
+          <w:lang w:val="fr_FR" w:bidi="fr_FR"/>
+        </w:rPr>
+        <w:t xml:space="preserve"> et </w:t>
+      </w:r>
+      <w:r>
+        <w:rPr>
+          <w:lang w:val="fr_FR" w:bidi="fr_FR"/>
+        </w:rPr>
+        <w:t>15</w:t>
+      </w:r>
+      <w:r>
+        <w:rPr>
+          <w:lang w:val="fr_FR" w:bidi="fr_FR"/>
+        </w:rPr>
+        <w:t xml:space="preserve">). La majorité des versions françaises modernes traduisent par « cithare ». Une importante différence entre une guitare et une cithare est que la guitare a un long manche, alors que la cithare n'en a pas du tout. </w:t>
+      </w:r>
+    </w:p>
+    <w:p>
+      <w:pPr/>
+      <w:r>
+        <w:rPr>
+          <w:lang w:val="fr_FR" w:bidi="fr_FR"/>
+        </w:rPr>
+      </w:r>
+      <w:r>
+        <w:rPr>
+          <w:lang w:val="fr_FR" w:bidi="fr_FR"/>
+        </w:rPr>
+        <w:t>La cithare est une caisse de bois sur laquelle sont tendues des cordes. On en joue en pinçant les différentes cordes qui produisent des notes différentes. En réalité, ce qu'était exactement cet instrument reste inconnu aujourd'hui. Il ressemblait peut-être davantage à une lyre.</w:t>
+      </w:r>
+    </w:p>
+    <w:p>
+      <w:pPr/>
+      <w:r>
+        <w:rPr>
+          <w:lang w:val="fr_FR" w:bidi="fr_FR"/>
+        </w:rPr>
+      </w:r>
+      <w:r>
+        <w:rPr>
+          <w:i/>
+          <w:lang w:val="fr_FR" w:bidi="fr_FR"/>
+        </w:rPr>
+        <w:t>Voir</w:t>
+      </w:r>
+      <w:r>
+        <w:rPr>
+          <w:lang w:val="fr_FR" w:bidi="fr_FR"/>
+        </w:rPr>
+        <w:t xml:space="preserve"> </w:t>
+      </w:r>
+      <w:r>
+        <w:rPr>
+          <w:lang w:val="fr_FR" w:bidi="fr_FR"/>
+        </w:rPr>
+        <w:t>instruments de musique</w:t>
       </w:r>
       <w:r>
         <w:rPr>
